--- a/public/assets/editable/professional-logo-design-sales-slick-3/de/Professional Logo Design Sales Slick - de.docx
+++ b/public/assets/editable/professional-logo-design-sales-slick-3/de/Professional Logo Design Sales Slick - de.docx
@@ -40,6 +40,14 @@
     </w:p>
     <w:p>
       <w:pPr>
+        <w:pStyle w:val="Heading2"/>
+      </w:pPr>
+      <w:r>
+        <w:t xml:space="preserve">Professionelles Logo-Design</w:t>
+      </w:r>
+    </w:p>
+    <w:p>
+      <w:pPr>
         <w:pStyle w:val="Heading1"/>
       </w:pPr>
       <w:r>
@@ -48,6 +56,78 @@
     </w:p>
     <w:p>
       <w:pPr>
+        <w:spacing w:after="160"/>
+      </w:pPr>
+      <w:r>
+        <w:rPr>
+          <w:sz w:val="22"/>
+          <w:szCs w:val="22"/>
+        </w:rPr>
+        <w:t xml:space="preserve">Individuelle, von Menschen gestaltete Logos rund um Ihr Unternehmen — in 11 Formaten, vollständig in Ihrem Besitz, bereit für jede Anwendung von Ihrer Website bis zur Fahrzeugbeschriftung.</w:t>
+      </w:r>
+    </w:p>
+    <w:p>
+      <w:pPr>
+        <w:pStyle w:val="Heading2"/>
+      </w:pPr>
+      <w:r>
+        <w:t xml:space="preserve">Warum ein professionelles Logo wichtig ist</w:t>
+      </w:r>
+    </w:p>
+    <w:p>
+      <w:pPr>
+        <w:pStyle w:val="Heading3"/>
+      </w:pPr>
+      <w:r>
+        <w:t xml:space="preserve">Sek</w:t>
+      </w:r>
+    </w:p>
+    <w:p>
+      <w:pPr>
+        <w:spacing w:after="160"/>
+      </w:pPr>
+      <w:r>
+        <w:rPr>
+          <w:sz w:val="22"/>
+          <w:szCs w:val="22"/>
+        </w:rPr>
+        <w:t xml:space="preserve">Um einen ersten Eindruck zu bilden.</w:t>
+      </w:r>
+    </w:p>
+    <w:p>
+      <w:pPr>
+        <w:spacing w:after="160"/>
+      </w:pPr>
+      <w:r>
+        <w:rPr>
+          <w:sz w:val="22"/>
+          <w:szCs w:val="22"/>
+        </w:rPr>
+        <w:t xml:space="preserve">Identifizieren ein Logo als #1-Markensymbol.</w:t>
+      </w:r>
+    </w:p>
+    <w:p>
+      <w:pPr>
+        <w:spacing w:after="160"/>
+      </w:pPr>
+      <w:r>
+        <w:rPr>
+          <w:sz w:val="22"/>
+          <w:szCs w:val="22"/>
+        </w:rPr>
+        <w:t xml:space="preserve">Wiedererkennungszuwachs durch ein starkes Logo.</w:t>
+      </w:r>
+    </w:p>
+    <w:p>
+      <w:pPr>
+        <w:pStyle w:val="Heading2"/>
+      </w:pPr>
+      <w:r>
+        <w:t xml:space="preserve">Vier Gründe zu investieren</w:t>
+      </w:r>
+    </w:p>
+    <w:p>
+      <w:pPr>
         <w:pStyle w:val="Heading2"/>
       </w:pPr>
       <w:r>
@@ -56,6 +136,18 @@
     </w:p>
     <w:p>
       <w:pPr>
+        <w:spacing w:after="160"/>
+      </w:pPr>
+      <w:r>
+        <w:rPr>
+          <w:sz w:val="22"/>
+          <w:szCs w:val="22"/>
+        </w:rPr>
+        <w:t xml:space="preserve">Etabliert wirken, sobald ein Kunde Sie sieht.</w:t>
+      </w:r>
+    </w:p>
+    <w:p>
+      <w:pPr>
         <w:pStyle w:val="Heading2"/>
       </w:pPr>
       <w:r>
@@ -64,6 +156,18 @@
     </w:p>
     <w:p>
       <w:pPr>
+        <w:spacing w:after="160"/>
+      </w:pPr>
+      <w:r>
+        <w:rPr>
+          <w:sz w:val="22"/>
+          <w:szCs w:val="22"/>
+        </w:rPr>
+        <w:t xml:space="preserve">Heben Sie sich von Wettbewerbern ab und bleiben Sie im Gedächtnis.</w:t>
+      </w:r>
+    </w:p>
+    <w:p>
+      <w:pPr>
         <w:pStyle w:val="Heading2"/>
       </w:pPr>
       <w:r>
@@ -72,6 +176,18 @@
     </w:p>
     <w:p>
       <w:pPr>
+        <w:spacing w:after="160"/>
+      </w:pPr>
+      <w:r>
+        <w:rPr>
+          <w:sz w:val="22"/>
+          <w:szCs w:val="22"/>
+        </w:rPr>
+        <w:t xml:space="preserve">11 Formate — bereit für Web, Druck, Beschilderung, Social Media.</w:t>
+      </w:r>
+    </w:p>
+    <w:p>
+      <w:pPr>
         <w:pStyle w:val="Heading2"/>
       </w:pPr>
       <w:r>
@@ -80,122 +196,6 @@
     </w:p>
     <w:p>
       <w:pPr>
-        <w:pStyle w:val="Heading2"/>
-      </w:pPr>
-      <w:r>
-        <w:t xml:space="preserve">PROFESSIONELLES LOGO-DESIGN</w:t>
-      </w:r>
-    </w:p>
-    <w:p>
-      <w:pPr>
-        <w:pStyle w:val="Heading2"/>
-      </w:pPr>
-      <w:r>
-        <w:t xml:space="preserve">WARUM EIN PROFESSIONELLES LOGO WICHTIG IST</w:t>
-      </w:r>
-    </w:p>
-    <w:p>
-      <w:pPr>
-        <w:pStyle w:val="Heading2"/>
-      </w:pPr>
-      <w:r>
-        <w:t xml:space="preserve">VIER GRÜNDE ZU INVESTIEREN</w:t>
-      </w:r>
-    </w:p>
-    <w:p>
-      <w:pPr>
-        <w:pStyle w:val="Heading2"/>
-      </w:pPr>
-      <w:r>
-        <w:t xml:space="preserve">AUSGEWÄHLTE ARBEITEN</w:t>
-      </w:r>
-    </w:p>
-    <w:p>
-      <w:pPr>
-        <w:spacing w:after="160"/>
-      </w:pPr>
-      <w:r>
-        <w:rPr>
-          <w:sz w:val="22"/>
-          <w:szCs w:val="22"/>
-        </w:rPr>
-        <w:t xml:space="preserve">Individuelle, von Menschen gestaltete Logos rund um Ihr Unternehmen — in 11 Formaten, vollständig in Ihrem Besitz, bereit für jede Anwendung von Ihrer Website bis zur Fahrzeugbeschriftung.</w:t>
-      </w:r>
-    </w:p>
-    <w:p>
-      <w:pPr>
-        <w:spacing w:after="160"/>
-      </w:pPr>
-      <w:r>
-        <w:rPr>
-          <w:sz w:val="22"/>
-          <w:szCs w:val="22"/>
-        </w:rPr>
-        <w:t xml:space="preserve">Um einen ersten Eindruck zu bilden.</w:t>
-      </w:r>
-    </w:p>
-    <w:p>
-      <w:pPr>
-        <w:spacing w:after="160"/>
-      </w:pPr>
-      <w:r>
-        <w:rPr>
-          <w:sz w:val="22"/>
-          <w:szCs w:val="22"/>
-        </w:rPr>
-        <w:t xml:space="preserve">Identifizieren ein Logo als #1-Markensymbol.</w:t>
-      </w:r>
-    </w:p>
-    <w:p>
-      <w:pPr>
-        <w:spacing w:after="160"/>
-      </w:pPr>
-      <w:r>
-        <w:rPr>
-          <w:sz w:val="22"/>
-          <w:szCs w:val="22"/>
-        </w:rPr>
-        <w:t xml:space="preserve">Wiedererkennungszuwachs durch ein starkes Logo.</w:t>
-      </w:r>
-    </w:p>
-    <w:p>
-      <w:pPr>
-        <w:spacing w:after="160"/>
-      </w:pPr>
-      <w:r>
-        <w:rPr>
-          <w:sz w:val="22"/>
-          <w:szCs w:val="22"/>
-        </w:rPr>
-        <w:t xml:space="preserve">Etabliert wirken, sobald ein Kunde Sie sieht.</w:t>
-      </w:r>
-    </w:p>
-    <w:p>
-      <w:pPr>
-        <w:spacing w:after="160"/>
-      </w:pPr>
-      <w:r>
-        <w:rPr>
-          <w:sz w:val="22"/>
-          <w:szCs w:val="22"/>
-        </w:rPr>
-        <w:t xml:space="preserve">Heben Sie sich von Wettbewerbern ab und bleiben Sie im Gedächtnis.</w:t>
-      </w:r>
-    </w:p>
-    <w:p>
-      <w:pPr>
-        <w:spacing w:after="160"/>
-      </w:pPr>
-      <w:r>
-        <w:rPr>
-          <w:sz w:val="22"/>
-          <w:szCs w:val="22"/>
-        </w:rPr>
-        <w:t xml:space="preserve">11 Formate — bereit für Web, Druck, Beschilderung, Social Media.</w:t>
-      </w:r>
-    </w:p>
-    <w:p>
-      <w:pPr>
         <w:spacing w:after="160"/>
       </w:pPr>
       <w:r>
@@ -204,6 +204,14 @@
           <w:szCs w:val="22"/>
         </w:rPr>
         <w:t xml:space="preserve">Sie besitzen Ihr Logo vollständig. Schützen Sie es als Marke.</w:t>
+      </w:r>
+    </w:p>
+    <w:p>
+      <w:pPr>
+        <w:pStyle w:val="Heading2"/>
+      </w:pPr>
+      <w:r>
+        <w:t xml:space="preserve">Ausgewählte Arbeiten</w:t>
       </w:r>
     </w:p>
     <w:p>
@@ -269,11 +277,31 @@
         <w:pStyle w:val="Heading2"/>
       </w:pPr>
       <w:r>
+        <w:t xml:space="preserve">So funktioniert es</w:t>
+      </w:r>
+    </w:p>
+    <w:p>
+      <w:pPr>
+        <w:pStyle w:val="Heading2"/>
+      </w:pPr>
+      <w:r>
         <w:t xml:space="preserve">Vom Briefing zu finalen Dateien in zwei bis drei Wochen.</w:t>
       </w:r>
     </w:p>
     <w:p>
       <w:pPr>
+        <w:spacing w:after="160"/>
+      </w:pPr>
+      <w:r>
+        <w:rPr>
+          <w:sz w:val="22"/>
+          <w:szCs w:val="22"/>
+        </w:rPr>
+        <w:t xml:space="preserve">Ein dedizierter Koordinator steuert jeden Schritt. Keine Template-Farmen. Kein Designer-Roulette. Ein klarer Drei-Phasen-Prozess für KMU.</w:t>
+      </w:r>
+    </w:p>
+    <w:p>
+      <w:pPr>
         <w:pStyle w:val="Heading3"/>
       </w:pPr>
       <w:r>
@@ -282,6 +310,18 @@
     </w:p>
     <w:p>
       <w:pPr>
+        <w:spacing w:after="160"/>
+      </w:pPr>
+      <w:r>
+        <w:rPr>
+          <w:sz w:val="22"/>
+          <w:szCs w:val="22"/>
+        </w:rPr>
+        <w:t xml:space="preserve">Ein dedizierter Logo-Design-Koordinator kontaktiert den Kunden innerhalb von zwei Werktagen, um das kreative Briefing aufzunehmen — Ziele, Stilpräferenzen, Farben, Referenzlogos.</w:t>
+      </w:r>
+    </w:p>
+    <w:p>
+      <w:pPr>
         <w:pStyle w:val="Heading3"/>
       </w:pPr>
       <w:r>
@@ -290,6 +330,18 @@
     </w:p>
     <w:p>
       <w:pPr>
+        <w:spacing w:after="160"/>
+      </w:pPr>
+      <w:r>
+        <w:rPr>
+          <w:sz w:val="22"/>
+          <w:szCs w:val="22"/>
+        </w:rPr>
+        <w:t xml:space="preserve">Hausinterne Designer liefern bis zu zehn originelle Konzepte in drei bis fünf Werktagen. Bis zu drei Revisionsrunden sind enthalten.</w:t>
+      </w:r>
+    </w:p>
+    <w:p>
+      <w:pPr>
         <w:pStyle w:val="Heading3"/>
       </w:pPr>
       <w:r>
@@ -298,74 +350,30 @@
     </w:p>
     <w:p>
       <w:pPr>
+        <w:spacing w:after="160"/>
+      </w:pPr>
+      <w:r>
+        <w:rPr>
+          <w:sz w:val="22"/>
+          <w:szCs w:val="22"/>
+        </w:rPr>
+        <w:t xml:space="preserve">Finale Dateien kommen innerhalb von drei Werktagen nach Konzeptfreigabe — 11 Formate (AI, EPS, PDF, JPG, PNG, GIF, ICO), alle Rechte übertragen.</w:t>
+      </w:r>
+    </w:p>
+    <w:p>
+      <w:pPr>
+        <w:pStyle w:val="Heading2"/>
+      </w:pPr>
+      <w:r>
+        <w:t xml:space="preserve">Pakete &amp; Preise</w:t>
+      </w:r>
+    </w:p>
+    <w:p>
+      <w:pPr>
         <w:pStyle w:val="Heading2"/>
       </w:pPr>
       <w:r>
         <w:t xml:space="preserve">Drei Stufen für jedes Budget.</w:t>
-      </w:r>
-    </w:p>
-    <w:p>
-      <w:pPr>
-        <w:pStyle w:val="Heading2"/>
-      </w:pPr>
-      <w:r>
-        <w:t xml:space="preserve">SO FUNKTIONIERT ES</w:t>
-      </w:r>
-    </w:p>
-    <w:p>
-      <w:pPr>
-        <w:pStyle w:val="Heading2"/>
-      </w:pPr>
-      <w:r>
-        <w:t xml:space="preserve">PAKETE &amp; PREISE</w:t>
-      </w:r>
-    </w:p>
-    <w:p>
-      <w:pPr>
-        <w:spacing w:after="160"/>
-      </w:pPr>
-      <w:r>
-        <w:rPr>
-          <w:sz w:val="22"/>
-          <w:szCs w:val="22"/>
-        </w:rPr>
-        <w:t xml:space="preserve">Ein dedizierter Koordinator steuert jeden Schritt. Keine Template-Farmen. Kein Designer-Roulette. Ein klarer Drei-Phasen-Prozess für KMU.</w:t>
-      </w:r>
-    </w:p>
-    <w:p>
-      <w:pPr>
-        <w:spacing w:after="160"/>
-      </w:pPr>
-      <w:r>
-        <w:rPr>
-          <w:sz w:val="22"/>
-          <w:szCs w:val="22"/>
-        </w:rPr>
-        <w:t xml:space="preserve">Ein dedizierter Logo-Design-Koordinator kontaktiert den Kunden innerhalb von zwei Werktagen, um das kreative Briefing aufzunehmen — Ziele, Stilpräferenzen, Farben, Referenzlogos.</w:t>
-      </w:r>
-    </w:p>
-    <w:p>
-      <w:pPr>
-        <w:spacing w:after="160"/>
-      </w:pPr>
-      <w:r>
-        <w:rPr>
-          <w:sz w:val="22"/>
-          <w:szCs w:val="22"/>
-        </w:rPr>
-        <w:t xml:space="preserve">Hausinterne Designer liefern bis zu zehn originelle Konzepte in drei bis fünf Werktagen. Bis zu drei Revisionsrunden sind enthalten.</w:t>
-      </w:r>
-    </w:p>
-    <w:p>
-      <w:pPr>
-        <w:spacing w:after="160"/>
-      </w:pPr>
-      <w:r>
-        <w:rPr>
-          <w:sz w:val="22"/>
-          <w:szCs w:val="22"/>
-        </w:rPr>
-        <w:t xml:space="preserve">Finale Dateien kommen innerhalb von drei Werktagen nach Konzeptfreigabe — 11 Formate (AI, EPS, PDF, JPG, PNG, GIF, ICO), alle Rechte übertragen.</w:t>
       </w:r>
     </w:p>
     <w:p>
@@ -567,19 +575,19 @@
         <w:pStyle w:val="Heading2"/>
       </w:pPr>
       <w:r>
+        <w:t xml:space="preserve">Verkaufs-Playbook</w:t>
+      </w:r>
+    </w:p>
+    <w:p>
+      <w:pPr>
+        <w:pStyle w:val="Heading2"/>
+      </w:pPr>
+      <w:r>
         <w:t xml:space="preserve">Wie man Professionelles Logo-Design verkauft.</w:t>
       </w:r>
     </w:p>
     <w:p>
       <w:pPr>
-        <w:pStyle w:val="Heading2"/>
-      </w:pPr>
-      <w:r>
-        <w:t xml:space="preserve">VERKAUFS-PLAYBOOK</w:t>
-      </w:r>
-    </w:p>
-    <w:p>
-      <w:pPr>
         <w:spacing w:after="160"/>
       </w:pPr>
       <w:r>
@@ -592,6 +600,14 @@
     </w:p>
     <w:p>
       <w:pPr>
+        <w:pStyle w:val="Heading3"/>
+      </w:pPr>
+      <w:r>
+        <w:t xml:space="preserve">Idealer Kundentyp</w:t>
+      </w:r>
+    </w:p>
+    <w:p>
+      <w:pPr>
         <w:spacing w:after="160"/>
       </w:pPr>
       <w:r>
@@ -652,6 +668,14 @@
     </w:p>
     <w:p>
       <w:pPr>
+        <w:pStyle w:val="Heading3"/>
+      </w:pPr>
+      <w:r>
+        <w:t xml:space="preserve">Discovery-Fragen</w:t>
+      </w:r>
+    </w:p>
+    <w:p>
+      <w:pPr>
         <w:spacing w:after="160"/>
       </w:pPr>
       <w:r>
@@ -736,6 +760,14 @@
     </w:p>
     <w:p>
       <w:pPr>
+        <w:pStyle w:val="Heading3"/>
+      </w:pPr>
+      <w:r>
+        <w:t xml:space="preserve">Umgang mit Einwänden</w:t>
+      </w:r>
+    </w:p>
+    <w:p>
+      <w:pPr>
         <w:spacing w:after="160"/>
       </w:pPr>
       <w:r>
@@ -792,6 +824,14 @@
           <w:szCs w:val="22"/>
         </w:rPr>
         <w:t xml:space="preserve">Designerfahrung? Volle Rechte? Vektorformate für Beschilderung? Die meisten Gefälligkeiten scheitern hier.</w:t>
+      </w:r>
+    </w:p>
+    <w:p>
+      <w:pPr>
+        <w:pStyle w:val="Heading3"/>
+      </w:pPr>
+      <w:r>
+        <w:t xml:space="preserve">Wettbewerbsüberblick</w:t>
       </w:r>
     </w:p>
     <w:p>
